--- a/reli-kirche-und-staat/word/DS2-Kopiervorlagen-1933-Die-Kirche-jubelt-mit.docx
+++ b/reli-kirche-und-staat/word/DS2-Kopiervorlagen-1933-Die-Kirche-jubelt-mit.docx
@@ -687,7 +687,7 @@
                 <w:color w:val="8C2A24"/>
                 <w:sz w:val="17"/>
               </w:rPr>
-              <w:t>BEVOR SIE M8B UND M8C AUSTEILEN</w:t>
+              <w:t>BEVOR DU M8B UND M8C AUSTEILST</w:t>
             </w:r>
           </w:p>
           <w:p>
@@ -711,7 +711,7 @@
                 <w:b w:val="0"/>
                 <w:i w:val="0"/>
               </w:rPr>
-              <w:t>„Zwei dieser Texte sind judenfeindlich. Ich gebe sie Ihnen nicht, weil sie eine Meinung unter vielen wären, sondern weil man nicht verstehen kann, was hier passiert ist, ohne zu sehen, wie normal diese Sätze damals klangen. Wenn Ihnen ein Satz zu nahe geht, sagen Sie es mir — dann tauschen wir.“</w:t>
+              <w:t>„Zwei dieser Texte sind judenfeindlich. Ich gebe sie euch nicht, weil sie eine Meinung unter vielen wären, sondern weil man nicht verstehen kann, was hier passiert ist, ohne zu sehen, wie normal diese Sätze damals klangen. Wenn euch ein Satz zu nahe geht, sagt es mir — dann tauschen wir.“</w:t>
             </w:r>
           </w:p>
           <w:p>
@@ -5181,7 +5181,7 @@
                 <w:b w:val="0"/>
                 <w:i w:val="0"/>
               </w:rPr>
-              <w:t xml:space="preserve"> Wort. Nicht: eines von mehreren. Überlegen Sie bis nächste Woche, wem dieser Satz wehtut. Denn dreizehn Tage später haben acht evangelische Theologen — sechs davon aus Franken, zwei Professoren — eine Gegenschrift veröffentlicht. Nächste Stunde lassen wir die beiden Seiten aufeinandertreffen. Und Sie sitzen nicht im Publikum. Sie sind die beiden Seiten.“</w:t>
+              <w:t xml:space="preserve"> Wort. Nicht: eines von mehreren. Überlegt bis nächste Woche, wem dieser Satz wehtut. Denn dreizehn Tage später haben acht evangelische Theologen — sechs davon aus Franken, zwei Professoren — eine Gegenschrift veröffentlicht. Nächste Stunde lassen wir die beiden Seiten aufeinandertreffen. Und ihr sitzt nicht im Publikum. Ihr seid die beiden Seiten.“</w:t>
             </w:r>
           </w:p>
         </w:tc>
@@ -5333,7 +5333,7 @@
           <w:b w:val="0"/>
           <w:i w:val="0"/>
         </w:rPr>
-        <w:t xml:space="preserve"> Die Texte sind für den Unterricht aufbereitet. Wörtliche Zitate sind als solche gekennzeichnet, alles Übrige ist sinngemäße Zusammenfassung; M8d ist ausdrücklich eine Nachbildung und kein Zitat. Wenn Sie mit dem vollständigen Originalwortlaut arbeiten möchten, finden Sie die Dokumente in den einschlägigen Quellensammlungen zum Kirchenkampf sowie beim Portal „Widerstand!? Evangelische Christinnen und Christen im Nationalsozialismus“ der Evangelischen Arbeitsgemeinschaft für kirchliche Zeitgeschichte.</w:t>
+        <w:t xml:space="preserve"> Die Texte sind für den Unterricht aufbereitet. Wörtliche Zitate sind als solche gekennzeichnet, alles Übrige ist sinngemäße Zusammenfassung; M8d ist ausdrücklich eine Nachbildung und kein Zitat. Wenn du mit dem vollständigen Originalwortlaut arbeiten möchtest, findest du die Dokumente in den einschlägigen Quellensammlungen zum Kirchenkampf sowie beim Portal „Widerstand!? Evangelische Christinnen und Christen im Nationalsozialismus“ der Evangelischen Arbeitsgemeinschaft für kirchliche Zeitgeschichte.</w:t>
       </w:r>
     </w:p>
     <w:p>
